--- a/docs/manuals/EarnedHome-Referral-Partner-Guide.docx
+++ b/docs/manuals/EarnedHome-Referral-Partner-Guide.docx
@@ -340,7 +340,7 @@
           <w:sz w:val="24"/>
           <w:szCs w:val="24"/>
         </w:rPr>
-        <w:t xml:space="preserve">Best practices</w:t>
+        <w:t xml:space="preserve">Common questions</w:t>
       </w:r>
     </w:p>
     <w:p>
@@ -357,6 +357,30 @@
           <w:szCs w:val="24"/>
         </w:rPr>
         <w:t xml:space="preserve">8.   </w:t>
+      </w:r>
+      <w:r>
+        <w:rPr>
+          <w:color w:val="222222"/>
+          <w:sz w:val="24"/>
+          <w:szCs w:val="24"/>
+        </w:rPr>
+        <w:t xml:space="preserve">Best practices</w:t>
+      </w:r>
+    </w:p>
+    <w:p>
+      <w:pPr>
+        <w:spacing w:after="90" w:line="300"/>
+        <w:ind w:left="40"/>
+      </w:pPr>
+      <w:r>
+        <w:rPr>
+          <w:b/>
+          <w:bCs/>
+          <w:color w:val="1F4E79"/>
+          <w:sz w:val="24"/>
+          <w:szCs w:val="24"/>
+        </w:rPr>
+        <w:t xml:space="preserve">9.   </w:t>
       </w:r>
       <w:r>
         <w:rPr>
@@ -524,7 +548,7 @@
           <w:b w:val="false"/>
           <w:bCs w:val="false"/>
         </w:rPr>
-        <w:t xml:space="preserve">Your loan officer emails you two links. </w:t>
+        <w:t xml:space="preserve">Your loan officer emails you two links in one message. </w:t>
       </w:r>
       <w:r>
         <w:rPr>
@@ -952,7 +976,21 @@
           <w:b w:val="false"/>
           <w:bCs w:val="false"/>
         </w:rPr>
-        <w:t xml:space="preserve"> any time to see all the buyers you've referred, each with a simple stage:</w:t>
+        <w:t xml:space="preserve"> any time to see all the buyers you've referred, each with a simple stage. The page </w:t>
+      </w:r>
+      <w:r>
+        <w:rPr>
+          <w:b/>
+          <w:bCs/>
+        </w:rPr>
+        <w:t xml:space="preserve">refreshes on its own</w:t>
+      </w:r>
+      <w:r>
+        <w:rPr>
+          <w:b w:val="false"/>
+          <w:bCs w:val="false"/>
+        </w:rPr>
+        <w:t xml:space="preserve"> — leave it open and it stays current, no reload needed:</w:t>
       </w:r>
     </w:p>
     <w:p>
@@ -1197,7 +1235,122 @@
         <w:ind w:left="100" w:right="100"/>
       </w:pPr>
       <w:r>
-        <w:t xml:space="preserve">7.   Best practices</w:t>
+        <w:t xml:space="preserve">7.   Common questions</w:t>
+      </w:r>
+    </w:p>
+    <w:p>
+      <w:pPr>
+        <w:spacing w:after="120" w:line="276"/>
+      </w:pPr>
+      <w:r>
+        <w:rPr>
+          <w:b/>
+          <w:bCs/>
+        </w:rPr>
+        <w:t xml:space="preserve">My buyer still shows "Connected."</w:t>
+      </w:r>
+      <w:r>
+        <w:rPr>
+          <w:b w:val="false"/>
+          <w:bCs w:val="false"/>
+        </w:rPr>
+        <w:t xml:space="preserve"> That's normal early on. Either the buyer didn't authorize sharing their loan status, or the loan officer hasn't moved them past the first stage yet.</w:t>
+      </w:r>
+    </w:p>
+    <w:p>
+      <w:pPr>
+        <w:spacing w:after="120" w:line="276"/>
+      </w:pPr>
+      <w:r>
+        <w:rPr>
+          <w:b/>
+          <w:bCs/>
+        </w:rPr>
+        <w:t xml:space="preserve">The page isn't changing.</w:t>
+      </w:r>
+      <w:r>
+        <w:rPr>
+          <w:b w:val="false"/>
+          <w:bCs w:val="false"/>
+        </w:rPr>
+        <w:t xml:space="preserve"> It refreshes by itself every little while — you can also reload it. Stages update as your loan officer works the file.</w:t>
+      </w:r>
+    </w:p>
+    <w:p>
+      <w:pPr>
+        <w:spacing w:after="120" w:line="276"/>
+      </w:pPr>
+      <w:r>
+        <w:rPr>
+          <w:b/>
+          <w:bCs/>
+        </w:rPr>
+        <w:t xml:space="preserve">My link stopped working.</w:t>
+      </w:r>
+      <w:r>
+        <w:rPr>
+          <w:b w:val="false"/>
+          <w:bCs w:val="false"/>
+        </w:rPr>
+        <w:t xml:space="preserve"> Your link (or your loan officer's account) may have been turned off. Contact your loan officer for an updated link.</w:t>
+      </w:r>
+    </w:p>
+    <w:p>
+      <w:pPr>
+        <w:spacing w:after="120" w:line="276"/>
+      </w:pPr>
+      <w:r>
+        <w:rPr>
+          <w:b/>
+          <w:bCs/>
+        </w:rPr>
+        <w:t xml:space="preserve">Which link do I give buyers?</w:t>
+      </w:r>
+      <w:r>
+        <w:rPr>
+          <w:b w:val="false"/>
+          <w:bCs w:val="false"/>
+        </w:rPr>
+        <w:t xml:space="preserve"> Always the </w:t>
+      </w:r>
+      <w:r>
+        <w:rPr>
+          <w:b/>
+          <w:bCs/>
+        </w:rPr>
+        <w:t xml:space="preserve">share link</w:t>
+      </w:r>
+      <w:r>
+        <w:rPr>
+          <w:b w:val="false"/>
+          <w:bCs w:val="false"/>
+        </w:rPr>
+        <w:t xml:space="preserve"> (`/a/your-name`). Keep the </w:t>
+      </w:r>
+      <w:r>
+        <w:rPr>
+          <w:b/>
+          <w:bCs/>
+        </w:rPr>
+        <w:t xml:space="preserve">status link</w:t>
+      </w:r>
+      <w:r>
+        <w:rPr>
+          <w:b w:val="false"/>
+          <w:bCs w:val="false"/>
+        </w:rPr>
+        <w:t xml:space="preserve"> private — it's just for you.</w:t>
+      </w:r>
+    </w:p>
+    <w:p>
+      <w:pPr>
+        <w:pStyle w:val="Heading1"/>
+        <w:shd w:fill="EAF1F8" w:val="clear"/>
+        <w:spacing w:after="160" w:before="300"/>
+        <w:ind w:left="100" w:right="100"/>
+      </w:pPr>
+      <w:r>
+        <w:t xml:space="preserve">8.   Best practices</w:t>
       </w:r>
     </w:p>
     <w:p>
@@ -1290,7 +1443,7 @@
           <w:b w:val="false"/>
           <w:bCs w:val="false"/>
         </w:rPr>
-        <w:t xml:space="preserve">If a link ever stops working, contact your loan officer for a fresh one.</w:t>
+        <w:t xml:space="preserve">If a link ever stops working (for example, if your seat was turned off), contact your loan officer for a fresh one.</w:t>
       </w:r>
     </w:p>
     <w:p>
@@ -1301,7 +1454,7 @@
         <w:ind w:left="100" w:right="100"/>
       </w:pPr>
       <w:r>
-        <w:t xml:space="preserve">8.   Support</w:t>
+        <w:t xml:space="preserve">9.   Support</w:t>
       </w:r>
     </w:p>
     <w:p>

--- a/docs/manuals/EarnedHome-Referral-Partner-Guide.docx
+++ b/docs/manuals/EarnedHome-Referral-Partner-Guide.docx
@@ -1156,6 +1156,46 @@
         </w:tc>
       </w:tr>
     </w:tbl>
+    <w:p>
+      <w:pPr>
+        <w:spacing w:after="120" w:line="276"/>
+      </w:pPr>
+      <w:r>
+        <w:rPr>
+          <w:b w:val="false"/>
+          <w:bCs w:val="false"/>
+        </w:rPr>
+        <w:t xml:space="preserve">If a buyer still shows </w:t>
+      </w:r>
+      <w:r>
+        <w:rPr>
+          <w:b/>
+          <w:bCs/>
+        </w:rPr>
+        <w:t xml:space="preserve">Connected</w:t>
+      </w:r>
+      <w:r>
+        <w:rPr>
+          <w:b w:val="false"/>
+          <w:bCs w:val="false"/>
+        </w:rPr>
+        <w:t xml:space="preserve"> because they haven't turned on sharing, select </w:t>
+      </w:r>
+      <w:r>
+        <w:rPr>
+          <w:b/>
+          <w:bCs/>
+        </w:rPr>
+        <w:t xml:space="preserve">Request access</w:t>
+      </w:r>
+      <w:r>
+        <w:rPr>
+          <w:b w:val="false"/>
+          <w:bCs w:val="false"/>
+        </w:rPr>
+        <w:t xml:space="preserve"> next to their name — EarnedHome emails that buyer a quick link to allow it. They stay in control; you never see the link or their private details.</w:t>
+      </w:r>
+    </w:p>
     <w:p>
       <w:pPr>
         <w:pStyle w:val="Heading1"/>
